--- a/analise-ed/06_Briefing_Edicao_Longhorn_Soda.docx
+++ b/analise-ed/06_Briefing_Edicao_Longhorn_Soda.docx
@@ -3277,7 +3277,7 @@
         <w:t xml:space="preserve"> </w:t>
       </w:r>
       <w:r>
-        <w:t xml:space="preserve">Mestre. Três camadas por ponto lógico: documento na mesa + 3D/microscopia + rosto humano ou analogia doméstica. Guerreiro na conspiração.</w:t>
+        <w:t xml:space="preserve">Muita prova, com trechos de 4 a 5 provas visuais seguidas para a mesma afirmação. É o bloco que a Jelly Fil aponta como fonte do poder de escala: aqui não se economiza prova. Três camadas por ponto lógico: documento na mesa + 3D/microscopia + rosto humano ou analogia doméstica.</w:t>
       </w:r>
     </w:p>
     <w:p>
@@ -3340,6 +3340,21 @@
         <w:t xml:space="preserve">”</w:t>
       </w:r>
       <w:r>
+        <w:t xml:space="preserve">,</w:t>
+      </w:r>
+      <w:r>
+        <w:t xml:space="preserve"> </w:t>
+      </w:r>
+      <w:r>
+        <w:t xml:space="preserve">“</w:t>
+      </w:r>
+      <w:r>
+        <w:t xml:space="preserve">$700,000</w:t>
+      </w:r>
+      <w:r>
+        <w:t xml:space="preserve">”</w:t>
+      </w:r>
+      <w:r>
         <w:t xml:space="preserve">).</w:t>
       </w:r>
     </w:p>
@@ -3361,7 +3376,91 @@
         <w:t xml:space="preserve"> </w:t>
       </w:r>
       <w:r>
-        <w:t xml:space="preserve">Intrigante/tensa na conspiração; neutra-didática na anatomia; sobe na ponte do touro.</w:t>
+        <w:t xml:space="preserve">Melodia intrigante na abertura → beat meio sexy quando entra benefício/anatomia → tensão com batida de coração na conspiração (Bayer 1998, FDA,</w:t>
+      </w:r>
+      <w:r>
+        <w:t xml:space="preserve"> </w:t>
+      </w:r>
+      <w:r>
+        <w:t xml:space="preserve">“</w:t>
+      </w:r>
+      <w:r>
+        <w:t xml:space="preserve">video removed</w:t>
+      </w:r>
+      <w:r>
+        <w:t xml:space="preserve">”</w:t>
+      </w:r>
+      <w:r>
+        <w:t xml:space="preserve">) e no relógio/ponto sem retorno → volta a subir, esperançosa, na ponte do touro. Trocar a trilha a cada ponto lógico, não a cada bloco.</w:t>
+      </w:r>
+    </w:p>
+    <w:p>
+      <w:pPr>
+        <w:numPr>
+          <w:ilvl w:val="0"/>
+          <w:numId w:val="1022"/>
+        </w:numPr>
+      </w:pPr>
+      <w:r>
+        <w:rPr>
+          <w:bCs/>
+          <w:b/>
+        </w:rPr>
+        <w:t xml:space="preserve">Tipos de B-roll (lista espelho da Jelly Fil):</w:t>
+      </w:r>
+      <w:r>
+        <w:t xml:space="preserve"> </w:t>
+      </w:r>
+      <w:r>
+        <w:t xml:space="preserve">cinematografia · cinematografia com IA ·</w:t>
+      </w:r>
+      <w:r>
+        <w:t xml:space="preserve"> </w:t>
+      </w:r>
+      <w:r>
+        <w:rPr>
+          <w:bCs/>
+          <w:b/>
+        </w:rPr>
+        <w:t xml:space="preserve">jogando pesticida no pasto e na ração</w:t>
+      </w:r>
+      <w:r>
+        <w:t xml:space="preserve"> </w:t>
+      </w:r>
+      <w:r>
+        <w:t xml:space="preserve">· provas científicas (estudos) · 3D anatômico · prova jornalística (físico e digital, incluindo o recorte real do leilão) · top secret · provas confidenciais · homem broxa · prova de vídeo removido ·</w:t>
+      </w:r>
+      <w:r>
+        <w:t xml:space="preserve"> </w:t>
+      </w:r>
+      <w:r>
+        <w:rPr>
+          <w:bCs/>
+          <w:b/>
+        </w:rPr>
+        <w:t xml:space="preserve">prova em formato de quadro de detetive</w:t>
+      </w:r>
+      <w:r>
+        <w:t xml:space="preserve"> </w:t>
+      </w:r>
+      <w:r>
+        <w:t xml:space="preserve">(cortiça, fotos, barbante: glifosato → Bayer → FDA → rancho) · pornô · prova de microscópio · prova dentro de livro médico/veterinário · soluções comuns ·</w:t>
+      </w:r>
+      <w:r>
+        <w:t xml:space="preserve"> </w:t>
+      </w:r>
+      <w:r>
+        <w:rPr>
+          <w:bCs/>
+          <w:b/>
+        </w:rPr>
+        <w:t xml:space="preserve">mulher olhando outro</w:t>
+      </w:r>
+      <w:r>
+        <w:t xml:space="preserve"> </w:t>
+      </w:r>
+      <w:r>
+        <w:t xml:space="preserve">(flagra da câmera) · MUITA prova visual.</w:t>
       </w:r>
     </w:p>
     <w:p>

--- a/analise-ed/06_Briefing_Edicao_Longhorn_Soda.docx
+++ b/analise-ed/06_Briefing_Edicao_Longhorn_Soda.docx
@@ -2,13 +2,13 @@
 <file path=word/document.xml><?xml version="1.0" encoding="utf-8"?>
 <w:document xmlns:w="http://schemas.openxmlformats.org/wordprocessingml/2006/main" xmlns:m="http://schemas.openxmlformats.org/officeDocument/2006/math" xmlns:r="http://schemas.openxmlformats.org/officeDocument/2006/relationships" xmlns:o="urn:schemas-microsoft-com:office:office" xmlns:v="urn:schemas-microsoft-com:vml" xmlns:w10="urn:schemas-microsoft-com:office:word" xmlns:a="http://schemas.openxmlformats.org/drawingml/2006/main" xmlns:pic="http://schemas.openxmlformats.org/drawingml/2006/picture" xmlns:wp="http://schemas.openxmlformats.org/drawingml/2006/wordprocessingDrawing">
   <w:body>
-    <w:bookmarkStart w:id="55" w:name="briefing-de-edição-longhorn-soda"/>
+    <w:bookmarkStart w:id="55" w:name="Xa7501f4eaa17e56b0b4a928dc6c15d798cdec0c"/>
     <w:p>
       <w:pPr>
         <w:pStyle w:val="Heading1"/>
       </w:pPr>
       <w:r>
-        <w:t xml:space="preserve">Briefing de Edição — Longhorn Soda</w:t>
+        <w:t xml:space="preserve">Briefing de Edição — SodaFil (Bull Soda Trick)</w:t>
       </w:r>
     </w:p>
     <w:p>
@@ -42,7 +42,7 @@
         <w:t xml:space="preserve"> </w:t>
       </w:r>
       <w:r>
-        <w:t xml:space="preserve">briefing de edição da Jelly Fil (05) + brief de oferta Longhorn Soda (04)</w:t>
+        <w:t xml:space="preserve">briefing de edição da Jelly Fil (05) + brief de oferta SodaFil (04)</w:t>
       </w:r>
       <w:r>
         <w:t xml:space="preserve"> </w:t>
@@ -6899,16 +6899,16 @@
         <w:pStyle w:val="Compact"/>
       </w:pPr>
       <w:r>
-        <w:t xml:space="preserve">Inserts do produto: frasco Longhorn Soda (rótulo com silhueta de chifres, paleta terrosa/azul-escuro) com fumaça</w:t>
-      </w:r>
-      <w:r>
-        <w:t xml:space="preserve"> </w:t>
-      </w:r>
-      <w:r>
-        <w:t xml:space="preserve">“</w:t>
-      </w:r>
-      <w:r>
-        <w:t xml:space="preserve">And that’s how Longhorn Soda was born</w:t>
+        <w:t xml:space="preserve">Inserts do produto: frasco SodaFil (rótulo com silhueta de chifres de Longhorn, paleta azul-escuro + dourado herdada da JellyFil) com fumaça</w:t>
+      </w:r>
+      <w:r>
+        <w:t xml:space="preserve"> </w:t>
+      </w:r>
+      <w:r>
+        <w:t xml:space="preserve">“</w:t>
+      </w:r>
+      <w:r>
+        <w:t xml:space="preserve">And that’s how SodaFil was born</w:t>
       </w:r>
       <w:r>
         <w:t xml:space="preserve">”</w:t>
@@ -7071,7 +7071,7 @@
         <w:t xml:space="preserve">“</w:t>
       </w:r>
       <w:r>
-        <w:t xml:space="preserve">Longhorn Soda is the first and only</w:t>
+        <w:t xml:space="preserve">SodaFil is the first and only</w:t>
       </w:r>
       <w:r>
         <w:t xml:space="preserve">”</w:t>
@@ -7263,7 +7263,7 @@
         <w:t xml:space="preserve">‘</w:t>
       </w:r>
       <w:r>
-        <w:t xml:space="preserve">Longhorn Soda</w:t>
+        <w:t xml:space="preserve">SodaFil</w:t>
       </w:r>
       <w:r>
         <w:t xml:space="preserve">’</w:t>
@@ -8040,7 +8040,7 @@
         <w:t xml:space="preserve">“</w:t>
       </w:r>
       <w:r>
-        <w:t xml:space="preserve">BULL GUARANTEE · 60 DAYS · KEEP THE BOTTLES</w:t>
+        <w:t xml:space="preserve">THE BULL GUARANTEE · 60 DAYS · KEEP THE BOTTLES</w:t>
       </w:r>
       <w:r>
         <w:t xml:space="preserve">”</w:t>

--- a/analise-ed/06_Briefing_Edicao_Longhorn_Soda.docx
+++ b/analise-ed/06_Briefing_Edicao_Longhorn_Soda.docx
@@ -4764,6 +4764,108 @@
         <w:pStyle w:val="Compact"/>
       </w:pPr>
       <w:r>
+        <w:rPr>
+          <w:bCs/>
+          <w:b/>
+        </w:rPr>
+        <w:t xml:space="preserve">Frame do</w:t>
+      </w:r>
+      <w:r>
+        <w:rPr>
+          <w:bCs/>
+          <w:b/>
+        </w:rPr>
+        <w:t xml:space="preserve"> </w:t>
+      </w:r>
+      <w:r>
+        <w:rPr>
+          <w:bCs/>
+          <w:b/>
+        </w:rPr>
+        <w:t xml:space="preserve">“</w:t>
+      </w:r>
+      <w:r>
+        <w:rPr>
+          <w:bCs/>
+          <w:b/>
+        </w:rPr>
+        <w:t xml:space="preserve">vídeo do garanhão</w:t>
+      </w:r>
+      <w:r>
+        <w:rPr>
+          <w:bCs/>
+          <w:b/>
+        </w:rPr>
+        <w:t xml:space="preserve">”</w:t>
+      </w:r>
+      <w:r>
+        <w:rPr>
+          <w:bCs/>
+          <w:b/>
+        </w:rPr>
+        <w:t xml:space="preserve"> </w:t>
+      </w:r>
+      <w:r>
+        <w:rPr>
+          <w:bCs/>
+          <w:b/>
+        </w:rPr>
+        <w:t xml:space="preserve">dentro de celular, riscado em vermelho,</w:t>
+      </w:r>
+      <w:r>
+        <w:rPr>
+          <w:bCs/>
+          <w:b/>
+        </w:rPr>
+        <w:t xml:space="preserve"> </w:t>
+      </w:r>
+      <w:r>
+        <w:rPr>
+          <w:bCs/>
+          <w:b/>
+        </w:rPr>
+        <w:t xml:space="preserve">“</w:t>
+      </w:r>
+      <w:r>
+        <w:rPr>
+          <w:bCs/>
+          <w:b/>
+        </w:rPr>
+        <w:t xml:space="preserve">WRONG ANIMAL</w:t>
+      </w:r>
+      <w:r>
+        <w:rPr>
+          <w:bCs/>
+          <w:b/>
+        </w:rPr>
+        <w:t xml:space="preserve">”</w:t>
+      </w:r>
+    </w:p>
+    <w:p>
+      <w:pPr>
+        <w:numPr>
+          <w:ilvl w:val="1"/>
+          <w:numId w:val="1029"/>
+        </w:numPr>
+        <w:pStyle w:val="Compact"/>
+      </w:pPr>
+      <w:r>
+        <w:rPr>
+          <w:bCs/>
+          <w:b/>
+        </w:rPr>
+        <w:t xml:space="preserve">3D: estômago único do cavalo/homem (bicarbonato espumando) vs 4 compartimentos do boi (tamponando no rúmen)</w:t>
+      </w:r>
+    </w:p>
+    <w:p>
+      <w:pPr>
+        <w:numPr>
+          <w:ilvl w:val="1"/>
+          <w:numId w:val="1029"/>
+        </w:numPr>
+        <w:pStyle w:val="Compact"/>
+      </w:pPr>
+      <w:r>
         <w:t xml:space="preserve">Estande Bayer Monsanto 2018; cartaz</w:t>
       </w:r>
       <w:r>
@@ -5139,6 +5241,76 @@
       </w:pPr>
       <w:r>
         <w:t xml:space="preserve">Prancheta com perfil de colágeno do touro</w:t>
+      </w:r>
+    </w:p>
+    <w:p>
+      <w:pPr>
+        <w:numPr>
+          <w:ilvl w:val="1"/>
+          <w:numId w:val="1031"/>
+        </w:numPr>
+        <w:pStyle w:val="Compact"/>
+      </w:pPr>
+      <w:r>
+        <w:rPr>
+          <w:bCs/>
+          <w:b/>
+        </w:rPr>
+        <w:t xml:space="preserve">Split-screen: manequim de coleta de garanhão (haras) vs touro Longhorn cobrindo vaca no pasto</w:t>
+      </w:r>
+      <w:r>
+        <w:t xml:space="preserve"> </w:t>
+      </w:r>
+      <w:r>
+        <w:t xml:space="preserve">“</w:t>
+      </w:r>
+      <w:r>
+        <w:t xml:space="preserve">the stallion is collected on a dummy; the bull mounts</w:t>
+      </w:r>
+      <w:r>
+        <w:t xml:space="preserve">”</w:t>
+      </w:r>
+    </w:p>
+    <w:p>
+      <w:pPr>
+        <w:numPr>
+          <w:ilvl w:val="1"/>
+          <w:numId w:val="1031"/>
+        </w:numPr>
+        <w:pStyle w:val="Compact"/>
+      </w:pPr>
+      <w:r>
+        <w:t xml:space="preserve">Manchete real de</w:t>
+      </w:r>
+      <w:r>
+        <w:t xml:space="preserve"> </w:t>
+      </w:r>
+      <w:r>
+        <w:t xml:space="preserve">“</w:t>
+      </w:r>
+      <w:r>
+        <w:t xml:space="preserve">milkshaking</w:t>
+      </w:r>
+      <w:r>
+        <w:t xml:space="preserve">”</w:t>
+      </w:r>
+      <w:r>
+        <w:t xml:space="preserve"> </w:t>
+      </w:r>
+      <w:r>
+        <w:t xml:space="preserve">banido em corrida de cavalo ao lado do rótulo de ração com</w:t>
+      </w:r>
+      <w:r>
+        <w:t xml:space="preserve"> </w:t>
+      </w:r>
+      <w:r>
+        <w:t xml:space="preserve">“</w:t>
+      </w:r>
+      <w:r>
+        <w:t xml:space="preserve">sodium bicarbonate</w:t>
+      </w:r>
+      <w:r>
+        <w:t xml:space="preserve">”</w:t>
       </w:r>
     </w:p>
     <w:p>
@@ -5365,7 +5537,22 @@
         <w:t xml:space="preserve"> </w:t>
       </w:r>
       <w:r>
-        <w:t xml:space="preserve">caixa de bicarbonato puro + copo + homem arrotando (erro); rancheiro misturando bicarbonato na ração em proporção (acerto); 3D esponja com fragmento branco se soltando</w:t>
+        <w:t xml:space="preserve">frame do vídeo do garanhão riscado</w:t>
+      </w:r>
+      <w:r>
+        <w:t xml:space="preserve"> </w:t>
+      </w:r>
+      <w:r>
+        <w:t xml:space="preserve">“</w:t>
+      </w:r>
+      <w:r>
+        <w:t xml:space="preserve">WRONG ANIMAL</w:t>
+      </w:r>
+      <w:r>
+        <w:t xml:space="preserve">”</w:t>
+      </w:r>
+      <w:r>
+        <w:t xml:space="preserve">; 3D um estômago vs quatro; caixa de bicarbonato puro + copo + homem arrotando (erro); rancheiro misturando bicarbonato na ração em proporção (acerto); 3D esponja com fragmento branco se soltando</w:t>
       </w:r>
       <w:r>
         <w:t xml:space="preserve"> </w:t>

--- a/analise-ed/06_Briefing_Edicao_Longhorn_Soda.docx
+++ b/analise-ed/06_Briefing_Edicao_Longhorn_Soda.docx
@@ -3461,6 +3461,559 @@
       </w:r>
       <w:r>
         <w:t xml:space="preserve">(flagra da câmera) · MUITA prova visual.</w:t>
+      </w:r>
+    </w:p>
+    <w:p>
+      <w:pPr>
+        <w:numPr>
+          <w:ilvl w:val="0"/>
+          <w:numId w:val="1022"/>
+        </w:numPr>
+      </w:pPr>
+      <w:r>
+        <w:rPr>
+          <w:bCs/>
+          <w:b/>
+        </w:rPr>
+        <w:t xml:space="preserve">Regra visual do dano: cimento, nunca rasgo (decisão de 13/10/2026).</w:t>
+      </w:r>
+      <w:r>
+        <w:t xml:space="preserve"> </w:t>
+      </w:r>
+      <w:r>
+        <w:t xml:space="preserve">O estoque de tecido da Alpha Erec entra inteiro, convertido. Mesma função (mostrar o dano dentro do tecido), outro material: tudo cimentado, congelando por dentro. Conversão plano a plano:</w:t>
+      </w:r>
+    </w:p>
+    <w:tbl>
+      <w:tblPr>
+        <w:tblStyle w:val="Table"/>
+        <w:tblW w:type="pct" w:w="5000"/>
+        <w:tblLook w:firstRow="1" w:lastRow="0" w:firstColumn="0" w:lastColumn="0" w:noHBand="0" w:noVBand="0" w:val="0020"/>
+        <w:jc w:val="start"/>
+        <w:tblInd w:w="720" w:type="dxa"/>
+      </w:tblPr>
+      <w:tblGrid>
+        <w:gridCol w:w="3960"/>
+        <w:gridCol w:w="3960"/>
+      </w:tblGrid>
+      <w:tr>
+        <w:trPr>
+          <w:tblHeader w:val="true"/>
+        </w:trPr>
+        <w:tc>
+          <w:tcPr/>
+          <w:p>
+            <w:pPr>
+              <w:pStyle w:val="Compact"/>
+              <w:jc w:val="left"/>
+            </w:pPr>
+            <w:r>
+              <w:t xml:space="preserve">Stock da Alpha Erec (timecode)</w:t>
+            </w:r>
+          </w:p>
+        </w:tc>
+        <w:tc>
+          <w:tcPr/>
+          <w:p>
+            <w:pPr>
+              <w:pStyle w:val="Compact"/>
+              <w:jc w:val="left"/>
+            </w:pPr>
+            <w:r>
+              <w:t xml:space="preserve">Versão SodaFil (cimento)</w:t>
+            </w:r>
+          </w:p>
+        </w:tc>
+      </w:tr>
+      <w:tr>
+        <w:tc>
+          <w:tcPr/>
+          <w:p>
+            <w:pPr>
+              <w:pStyle w:val="Compact"/>
+              <w:jc w:val="left"/>
+            </w:pPr>
+            <w:r>
+              <w:t xml:space="preserve">Fibras onduladas com ligações enegrecidas (24:26,</w:t>
+            </w:r>
+            <w:r>
+              <w:t xml:space="preserve"> </w:t>
+            </w:r>
+            <w:r>
+              <w:t xml:space="preserve">“</w:t>
+            </w:r>
+            <w:r>
+              <w:t xml:space="preserve">the chemical bonds harden</w:t>
+            </w:r>
+            <w:r>
+              <w:t xml:space="preserve">”</w:t>
+            </w:r>
+            <w:r>
+              <w:t xml:space="preserve">)</w:t>
+            </w:r>
+          </w:p>
+        </w:tc>
+        <w:tc>
+          <w:tcPr/>
+          <w:p>
+            <w:pPr>
+              <w:pStyle w:val="Compact"/>
+              <w:jc w:val="left"/>
+            </w:pPr>
+            <w:r>
+              <w:t xml:space="preserve">As mesmas fibras sendo envolvidas por cimento cinza úmido que vai clareando e secando; a mola para de voltar</w:t>
+            </w:r>
+          </w:p>
+        </w:tc>
+      </w:tr>
+      <w:tr>
+        <w:tc>
+          <w:tcPr/>
+          <w:p>
+            <w:pPr>
+              <w:pStyle w:val="Compact"/>
+              <w:jc w:val="left"/>
+            </w:pPr>
+            <w:r>
+              <w:t xml:space="preserve">Microscopia roxa com depósito verde (24:35,</w:t>
+            </w:r>
+            <w:r>
+              <w:t xml:space="preserve"> </w:t>
+            </w:r>
+            <w:r>
+              <w:t xml:space="preserve">“</w:t>
+            </w:r>
+            <w:r>
+              <w:t xml:space="preserve">damage deposits</w:t>
+            </w:r>
+            <w:r>
+              <w:t xml:space="preserve">”</w:t>
+            </w:r>
+            <w:r>
+              <w:t xml:space="preserve">)</w:t>
+            </w:r>
+          </w:p>
+        </w:tc>
+        <w:tc>
+          <w:tcPr/>
+          <w:p>
+            <w:pPr>
+              <w:pStyle w:val="Compact"/>
+              <w:jc w:val="left"/>
+            </w:pPr>
+            <w:r>
+              <w:t xml:space="preserve">Microscopia com o depósito cinza-claro de cimento entre as fibras, crescendo em camadas</w:t>
+            </w:r>
+          </w:p>
+        </w:tc>
+      </w:tr>
+      <w:tr>
+        <w:tc>
+          <w:tcPr/>
+          <w:p>
+            <w:pPr>
+              <w:pStyle w:val="Compact"/>
+              <w:jc w:val="left"/>
+            </w:pPr>
+            <w:r>
+              <w:t xml:space="preserve">Tecido de pele com fibras cicatriciais (24:50,</w:t>
+            </w:r>
+            <w:r>
+              <w:t xml:space="preserve"> </w:t>
+            </w:r>
+            <w:r>
+              <w:t xml:space="preserve">“</w:t>
+            </w:r>
+            <w:r>
+              <w:t xml:space="preserve">that’s the material</w:t>
+            </w:r>
+            <w:r>
+              <w:t xml:space="preserve">”</w:t>
+            </w:r>
+            <w:r>
+              <w:t xml:space="preserve">)</w:t>
+            </w:r>
+          </w:p>
+        </w:tc>
+        <w:tc>
+          <w:tcPr/>
+          <w:p>
+            <w:pPr>
+              <w:pStyle w:val="Compact"/>
+              <w:jc w:val="left"/>
+            </w:pPr>
+            <w:r>
+              <w:t xml:space="preserve">Cimento fresco sendo despejado sobre a esponja; uma frase só (</w:t>
+            </w:r>
+            <w:r>
+              <w:t xml:space="preserve">“</w:t>
+            </w:r>
+            <w:r>
+              <w:t xml:space="preserve">o corpo tapa o buraco com o que tem</w:t>
+            </w:r>
+            <w:r>
+              <w:t xml:space="preserve">”</w:t>
+            </w:r>
+            <w:r>
+              <w:t xml:space="preserve">)</w:t>
+            </w:r>
+          </w:p>
+        </w:tc>
+      </w:tr>
+      <w:tr>
+        <w:tc>
+          <w:tcPr/>
+          <w:p>
+            <w:pPr>
+              <w:pStyle w:val="Compact"/>
+              <w:jc w:val="left"/>
+            </w:pPr>
+            <w:r>
+              <w:t xml:space="preserve">Microscopia de esponja com lettering TOXIC PLAQUES (25:36)</w:t>
+            </w:r>
+          </w:p>
+        </w:tc>
+        <w:tc>
+          <w:tcPr/>
+          <w:p>
+            <w:pPr>
+              <w:pStyle w:val="Compact"/>
+              <w:jc w:val="left"/>
+            </w:pPr>
+            <w:r>
+              <w:t xml:space="preserve">Esponja 3D rosa com bloco de cimento branco no meio, lettering TOXIC PLAQUE (já existe na SH 28:33, melhorar a resolução)</w:t>
+            </w:r>
+          </w:p>
+        </w:tc>
+      </w:tr>
+      <w:tr>
+        <w:tc>
+          <w:tcPr/>
+          <w:p>
+            <w:pPr>
+              <w:pStyle w:val="Compact"/>
+              <w:jc w:val="left"/>
+            </w:pPr>
+            <w:r>
+              <w:t xml:space="preserve">Corte do pênis com placas de tipo I + histologia (25:46)</w:t>
+            </w:r>
+          </w:p>
+        </w:tc>
+        <w:tc>
+          <w:tcPr/>
+          <w:p>
+            <w:pPr>
+              <w:pStyle w:val="Compact"/>
+              <w:jc w:val="left"/>
+            </w:pPr>
+            <w:r>
+              <w:t xml:space="preserve">O mesmo corte, com cimento cinza preenchendo os furos da esponja em vez de placas brancas; histologia ao lado com a mancha cinza</w:t>
+            </w:r>
+          </w:p>
+        </w:tc>
+      </w:tr>
+      <w:tr>
+        <w:tc>
+          <w:tcPr/>
+          <w:p>
+            <w:pPr>
+              <w:pStyle w:val="Compact"/>
+              <w:jc w:val="left"/>
+            </w:pPr>
+            <w:r>
+              <w:t xml:space="preserve">Corte 3D do pênis com placas e lupa (26:13–26:16)</w:t>
+            </w:r>
+          </w:p>
+        </w:tc>
+        <w:tc>
+          <w:tcPr/>
+          <w:p>
+            <w:pPr>
+              <w:pStyle w:val="Compact"/>
+              <w:jc w:val="left"/>
+            </w:pPr>
+            <w:r>
+              <w:t xml:space="preserve">Lupa passando sobre a esponja: a parte viva rosa, a parte cimentada cinza, fronteira nítida (</w:t>
+            </w:r>
+            <w:r>
+              <w:t xml:space="preserve">“</w:t>
+            </w:r>
+            <w:r>
+              <w:t xml:space="preserve">é aqui que ele entorta</w:t>
+            </w:r>
+            <w:r>
+              <w:t xml:space="preserve">”</w:t>
+            </w:r>
+            <w:r>
+              <w:t xml:space="preserve">)</w:t>
+            </w:r>
+          </w:p>
+        </w:tc>
+      </w:tr>
+      <w:tr>
+        <w:tc>
+          <w:tcPr/>
+          <w:p>
+            <w:pPr>
+              <w:pStyle w:val="Compact"/>
+              <w:jc w:val="left"/>
+            </w:pPr>
+            <w:r>
+              <w:t xml:space="preserve">Mangueira nova → 20 verões (26:18–26:41)</w:t>
+            </w:r>
+          </w:p>
+        </w:tc>
+        <w:tc>
+          <w:tcPr/>
+          <w:p>
+            <w:pPr>
+              <w:pStyle w:val="Compact"/>
+              <w:jc w:val="left"/>
+            </w:pPr>
+            <w:r>
+              <w:t xml:space="preserve">Fica como está na AE (mangueira), ou troca por tubo de borracha com cimento secando dentro, se o diretor preferir manter um só material</w:t>
+            </w:r>
+          </w:p>
+        </w:tc>
+      </w:tr>
+      <w:tr>
+        <w:tc>
+          <w:tcPr/>
+          <w:p>
+            <w:pPr>
+              <w:pStyle w:val="Compact"/>
+              <w:jc w:val="left"/>
+            </w:pPr>
+            <w:r>
+              <w:t xml:space="preserve">Microscopia lado a lado saudável x placa (27:14,</w:t>
+            </w:r>
+            <w:r>
+              <w:t xml:space="preserve"> </w:t>
+            </w:r>
+            <w:r>
+              <w:t xml:space="preserve">“</w:t>
+            </w:r>
+            <w:r>
+              <w:t xml:space="preserve">look at that image</w:t>
+            </w:r>
+            <w:r>
+              <w:t xml:space="preserve">”</w:t>
+            </w:r>
+            <w:r>
+              <w:t xml:space="preserve">)</w:t>
+            </w:r>
+          </w:p>
+        </w:tc>
+        <w:tc>
+          <w:tcPr/>
+          <w:p>
+            <w:pPr>
+              <w:pStyle w:val="Compact"/>
+              <w:jc w:val="left"/>
+            </w:pPr>
+            <w:r>
+              <w:t xml:space="preserve">Lado a lado: esponja viva x esponja cimentada, mesma escala, mesma luz; é a imagem do</w:t>
+            </w:r>
+            <w:r>
+              <w:t xml:space="preserve"> </w:t>
+            </w:r>
+            <w:r>
+              <w:t xml:space="preserve">“</w:t>
+            </w:r>
+            <w:r>
+              <w:t xml:space="preserve">foi isso que ela segurou</w:t>
+            </w:r>
+            <w:r>
+              <w:t xml:space="preserve">”</w:t>
+            </w:r>
+          </w:p>
+        </w:tc>
+      </w:tr>
+      <w:tr>
+        <w:tc>
+          <w:tcPr/>
+          <w:p>
+            <w:pPr>
+              <w:pStyle w:val="Compact"/>
+              <w:jc w:val="left"/>
+            </w:pPr>
+            <w:r>
+              <w:t xml:space="preserve">Corte de tecido roxo com cicatriz branca (27:54,</w:t>
+            </w:r>
+            <w:r>
+              <w:t xml:space="preserve"> </w:t>
+            </w:r>
+            <w:r>
+              <w:t xml:space="preserve">“</w:t>
+            </w:r>
+            <w:r>
+              <w:t xml:space="preserve">hardened scar</w:t>
+            </w:r>
+            <w:r>
+              <w:t xml:space="preserve">”</w:t>
+            </w:r>
+            <w:r>
+              <w:t xml:space="preserve">)</w:t>
+            </w:r>
+          </w:p>
+        </w:tc>
+        <w:tc>
+          <w:tcPr/>
+          <w:p>
+            <w:pPr>
+              <w:pStyle w:val="Compact"/>
+              <w:jc w:val="left"/>
+            </w:pPr>
+            <w:r>
+              <w:t xml:space="preserve">Corte com o bloco de cimento seco, rachado, inerte</w:t>
+            </w:r>
+          </w:p>
+        </w:tc>
+      </w:tr>
+      <w:tr>
+        <w:tc>
+          <w:tcPr/>
+          <w:p>
+            <w:pPr>
+              <w:pStyle w:val="Compact"/>
+              <w:jc w:val="left"/>
+            </w:pPr>
+            <w:r>
+              <w:t xml:space="preserve">Corte saudável vermelho x com placas (28:48,</w:t>
+            </w:r>
+            <w:r>
+              <w:t xml:space="preserve"> </w:t>
+            </w:r>
+            <w:r>
+              <w:t xml:space="preserve">“</w:t>
+            </w:r>
+            <w:r>
+              <w:t xml:space="preserve">point of no return</w:t>
+            </w:r>
+            <w:r>
+              <w:t xml:space="preserve">”</w:t>
+            </w:r>
+            <w:r>
+              <w:t xml:space="preserve">)</w:t>
+            </w:r>
+          </w:p>
+        </w:tc>
+        <w:tc>
+          <w:tcPr/>
+          <w:p>
+            <w:pPr>
+              <w:pStyle w:val="Compact"/>
+              <w:jc w:val="left"/>
+            </w:pPr>
+            <w:r>
+              <w:t xml:space="preserve">Barra de progresso de cimento sobre a esponja: 60% cinza, linha vermelha no 70%</w:t>
+            </w:r>
+          </w:p>
+        </w:tc>
+      </w:tr>
+      <w:tr>
+        <w:tc>
+          <w:tcPr/>
+          <w:p>
+            <w:pPr>
+              <w:pStyle w:val="Compact"/>
+              <w:jc w:val="left"/>
+            </w:pPr>
+            <w:r>
+              <w:t xml:space="preserve">Animação de glifosato verde nos vasos e fibras (30:05–30:10,</w:t>
+            </w:r>
+            <w:r>
+              <w:t xml:space="preserve"> </w:t>
+            </w:r>
+            <w:r>
+              <w:t xml:space="preserve">“</w:t>
+            </w:r>
+            <w:r>
+              <w:t xml:space="preserve">won’t let go</w:t>
+            </w:r>
+            <w:r>
+              <w:t xml:space="preserve">”</w:t>
+            </w:r>
+            <w:r>
+              <w:t xml:space="preserve">)</w:t>
+            </w:r>
+          </w:p>
+        </w:tc>
+        <w:tc>
+          <w:tcPr/>
+          <w:p>
+            <w:pPr>
+              <w:pStyle w:val="Compact"/>
+              <w:jc w:val="left"/>
+            </w:pPr>
+            <w:r>
+              <w:t xml:space="preserve">Partículas verdes do glifosato chegando e virando grão de cimento ao grudar na fibra</w:t>
+            </w:r>
+          </w:p>
+        </w:tc>
+      </w:tr>
+      <w:tr>
+        <w:tc>
+          <w:tcPr/>
+          <w:p>
+            <w:pPr>
+              <w:pStyle w:val="Compact"/>
+              <w:jc w:val="left"/>
+            </w:pPr>
+            <w:r>
+              <w:t xml:space="preserve">Painel fibras saudáveis → cicatriz → placa endurecida (30:18–30:21)</w:t>
+            </w:r>
+          </w:p>
+        </w:tc>
+        <w:tc>
+          <w:tcPr/>
+          <w:p>
+            <w:pPr>
+              <w:pStyle w:val="Compact"/>
+              <w:jc w:val="left"/>
+            </w:pPr>
+            <w:r>
+              <w:t xml:space="preserve">Painel em três tempos: esponja viva → cimento úmido → cimento seco; ligado ao relógio (úmido solta, seco não)</w:t>
+            </w:r>
+          </w:p>
+        </w:tc>
+      </w:tr>
+      <w:tr>
+        <w:tc>
+          <w:tcPr/>
+          <w:p>
+            <w:pPr>
+              <w:pStyle w:val="Compact"/>
+              <w:jc w:val="left"/>
+            </w:pPr>
+            <w:r>
+              <w:t xml:space="preserve">Túnel calcificado da SH (29:24) e colher de pedreiro com cimento fresco (29:38)</w:t>
+            </w:r>
+          </w:p>
+        </w:tc>
+        <w:tc>
+          <w:tcPr/>
+          <w:p>
+            <w:pPr>
+              <w:pStyle w:val="Compact"/>
+              <w:jc w:val="left"/>
+            </w:pPr>
+            <w:r>
+              <w:t xml:space="preserve">Mantidos; são a âncora do relógio</w:t>
+            </w:r>
+          </w:p>
+        </w:tc>
+      </w:tr>
+    </w:tbl>
+    <w:p>
+      <w:pPr>
+        <w:numPr>
+          <w:ilvl w:val="0"/>
+          <w:numId w:val="1000"/>
+        </w:numPr>
+      </w:pPr>
+      <w:r>
+        <w:t xml:space="preserve">Regra de cor: vivo = rosa/vermelho; cimento úmido = cinza escuro brilhante; cimento seco = cinza claro fosco com rachaduras. Nada rasga, sangra ou se rompe na nossa; tudo trava, seca e congela. Na MUS, o processo inverte com o mesmo material: o preparo escorre, o cimento escurece, solta em grãos e cai na bandeja (demo do corte inclinado).</w:t>
       </w:r>
     </w:p>
     <w:p>

--- a/analise-ed/06_Briefing_Edicao_Longhorn_Soda.docx
+++ b/analise-ed/06_Briefing_Edicao_Longhorn_Soda.docx
@@ -6243,7 +6243,7 @@
           <w:bCs/>
           <w:b/>
         </w:rPr>
-        <w:t xml:space="preserve">tendões bovinos crus</w:t>
+        <w:t xml:space="preserve">chifre de Longhorn cortado, com o núcleo à mostra</w:t>
       </w:r>
       <w:r>
         <w:t xml:space="preserve"> </w:t>
